--- a/docs/3 - Guide Configuration pfSense.docx
+++ b/docs/3 - Guide Configuration pfSense.docx
@@ -3513,7 +3513,23 @@
           <w:b/>
           <w:sz w:val="33"/>
         </w:rPr>
-        <w:t>Rèle 1 : VPN WireGuard — Accès administrateur distant</w:t>
+        <w:t>Rè</w:t>
+      </w:r>
+      <w:r>
+        <w:rPr>
+          <w:rFonts w:eastAsia="Georgia" w:hAnsi="Georgia" w:cs="Georgia"/>
+          <w:b/>
+          <w:sz w:val="33"/>
+        </w:rPr>
+        <w:t>g</w:t>
+      </w:r>
+      <w:r>
+        <w:rPr>
+          <w:rFonts w:eastAsia="Georgia" w:hAnsi="Georgia" w:cs="Georgia"/>
+          <w:b/>
+          <w:sz w:val="33"/>
+        </w:rPr>
+        <w:t>le 1 : VPN WireGuard — Accès administrateur distant</w:t>
       </w:r>
       <w:bookmarkEnd w:id="18"/>
     </w:p>
@@ -12499,6 +12515,167 @@
           <w:noProof/>
         </w:rPr>
         <w:pict w14:anchorId="5DE8A2C8">
+          <v:rect id="_x0000_i1051" alt="" style="width:434.5pt;height:.05pt;mso-width-percent:0;mso-height-percent:0;mso-width-percent:0;mso-height-percent:0" o:hralign="center" o:hrstd="t" o:hr="t"/>
+        </w:pict>
+      </w:r>
+    </w:p>
+    <w:p>
+      <w:pPr>
+        <w:spacing w:before="240" w:line="271" w:lineRule="auto"/>
+      </w:pPr>
+      <w:bookmarkStart w:id="82" w:name="avantages_de_l_architecture_route_a06c27"/>
+      <w:r>
+        <w:rPr>
+          <w:b/>
+          <w:sz w:val="42"/>
+        </w:rPr>
+        <w:t>Avantages de l'Architecture Router-on-a-Stick</w:t>
+      </w:r>
+      <w:bookmarkEnd w:id="82"/>
+    </w:p>
+    <w:p>
+      <w:pPr>
+        <w:spacing w:before="240" w:line="271" w:lineRule="auto"/>
+      </w:pPr>
+      <w:bookmarkStart w:id="83" w:name="sécurité"/>
+      <w:r>
+        <w:rPr>
+          <w:rFonts w:eastAsia="Georgia" w:hAnsi="Georgia" w:cs="Georgia"/>
+          <w:b/>
+          <w:sz w:val="33"/>
+        </w:rPr>
+        <w:t>Sécurité</w:t>
+      </w:r>
+      <w:bookmarkEnd w:id="83"/>
+    </w:p>
+    <w:p>
+      <w:pPr>
+        <w:numPr>
+          <w:ilvl w:val="0"/>
+          <w:numId w:val="53"/>
+        </w:numPr>
+      </w:pPr>
+      <w:r>
+        <w:rPr>
+          <w:rFonts w:eastAsia="Georgia" w:hAnsi="Georgia" w:cs="Georgia"/>
+        </w:rPr>
+        <w:t>Tout le trafic inter-VLAN passe par pfSense → inspection complète</w:t>
+      </w:r>
+    </w:p>
+    <w:p>
+      <w:pPr>
+        <w:numPr>
+          <w:ilvl w:val="0"/>
+          <w:numId w:val="53"/>
+        </w:numPr>
+      </w:pPr>
+      <w:r>
+        <w:rPr>
+          <w:rFonts w:eastAsia="Georgia" w:hAnsi="Georgia" w:cs="Georgia"/>
+        </w:rPr>
+        <w:t>Règles granulaires par interface VLAN (plus précis qu'une interface LAN unique)</w:t>
+      </w:r>
+    </w:p>
+    <w:p>
+      <w:pPr>
+        <w:numPr>
+          <w:ilvl w:val="0"/>
+          <w:numId w:val="53"/>
+        </w:numPr>
+      </w:pPr>
+      <w:r>
+        <w:rPr>
+          <w:rFonts w:eastAsia="Georgia" w:hAnsi="Georgia" w:cs="Georgia"/>
+        </w:rPr>
+        <w:t>Isolation stricte des zones sans dépendre de l'IOU pour le filtrage</w:t>
+      </w:r>
+    </w:p>
+    <w:p>
+      <w:pPr>
+        <w:numPr>
+          <w:ilvl w:val="0"/>
+          <w:numId w:val="53"/>
+        </w:numPr>
+      </w:pPr>
+      <w:r>
+        <w:rPr>
+          <w:b/>
+        </w:rPr>
+        <w:t>VLAN 60 Backup</w:t>
+      </w:r>
+      <w:r>
+        <w:rPr>
+          <w:rFonts w:eastAsia="Georgia" w:hAnsi="Georgia" w:cs="Georgia"/>
+        </w:rPr>
+        <w:t xml:space="preserve"> → protection anti-ransomware (pas d'accès Internet, flux entrants uniquement)</w:t>
+      </w:r>
+    </w:p>
+    <w:p>
+      <w:pPr>
+        <w:spacing w:before="240" w:line="271" w:lineRule="auto"/>
+      </w:pPr>
+      <w:bookmarkStart w:id="84" w:name="simplicité"/>
+      <w:r>
+        <w:rPr>
+          <w:rFonts w:eastAsia="Georgia" w:hAnsi="Georgia" w:cs="Georgia"/>
+          <w:b/>
+          <w:sz w:val="33"/>
+        </w:rPr>
+        <w:t>Simplicité</w:t>
+      </w:r>
+      <w:bookmarkEnd w:id="84"/>
+    </w:p>
+    <w:p>
+      <w:pPr>
+        <w:numPr>
+          <w:ilvl w:val="0"/>
+          <w:numId w:val="54"/>
+        </w:numPr>
+        <w:rPr>
+          <w:lang w:val="en-US"/>
+        </w:rPr>
+      </w:pPr>
+      <w:r>
+        <w:rPr>
+          <w:lang w:val="en-US"/>
+        </w:rPr>
+        <w:t>IOU : switch L2 pur, configuration simple</w:t>
+      </w:r>
+    </w:p>
+    <w:p>
+      <w:pPr>
+        <w:numPr>
+          <w:ilvl w:val="0"/>
+          <w:numId w:val="54"/>
+        </w:numPr>
+      </w:pPr>
+      <w:r>
+        <w:rPr>
+          <w:rFonts w:eastAsia="Georgia" w:hAnsi="Georgia" w:cs="Georgia"/>
+        </w:rPr>
+        <w:t>Toute la logique de sécurité centralisée sur pfSense</w:t>
+      </w:r>
+    </w:p>
+    <w:p>
+      <w:pPr>
+        <w:numPr>
+          <w:ilvl w:val="0"/>
+          <w:numId w:val="54"/>
+        </w:numPr>
+      </w:pPr>
+      <w:r>
+        <w:rPr>
+          <w:rFonts w:eastAsia="Georgia" w:hAnsi="Georgia" w:cs="Georgia"/>
+        </w:rPr>
+        <w:t>Troubleshooting simplifié (un seul équipement de filtrage)</w:t>
+      </w:r>
+    </w:p>
+    <w:p>
+      <w:r>
+        <w:rPr>
+          <w:noProof/>
+        </w:rPr>
+        <w:pict w14:anchorId="40B9BA95">
           <v:rect id="_x0000_i1052" alt="" style="width:434.5pt;height:.05pt;mso-width-percent:0;mso-height-percent:0;mso-width-percent:0;mso-height-percent:0" o:hralign="center" o:hrstd="t" o:hr="t"/>
         </w:pict>
       </w:r>
@@ -12506,167 +12683,6 @@
     <w:p>
       <w:pPr>
         <w:spacing w:before="240" w:line="271" w:lineRule="auto"/>
-      </w:pPr>
-      <w:bookmarkStart w:id="82" w:name="avantages_de_l_architecture_route_a06c27"/>
-      <w:r>
-        <w:rPr>
-          <w:b/>
-          <w:sz w:val="42"/>
-        </w:rPr>
-        <w:t>Avantages de l'Architecture Router-on-a-Stick</w:t>
-      </w:r>
-      <w:bookmarkEnd w:id="82"/>
-    </w:p>
-    <w:p>
-      <w:pPr>
-        <w:spacing w:before="240" w:line="271" w:lineRule="auto"/>
-      </w:pPr>
-      <w:bookmarkStart w:id="83" w:name="sécurité"/>
-      <w:r>
-        <w:rPr>
-          <w:rFonts w:eastAsia="Georgia" w:hAnsi="Georgia" w:cs="Georgia"/>
-          <w:b/>
-          <w:sz w:val="33"/>
-        </w:rPr>
-        <w:t>Sécurité</w:t>
-      </w:r>
-      <w:bookmarkEnd w:id="83"/>
-    </w:p>
-    <w:p>
-      <w:pPr>
-        <w:numPr>
-          <w:ilvl w:val="0"/>
-          <w:numId w:val="53"/>
-        </w:numPr>
-      </w:pPr>
-      <w:r>
-        <w:rPr>
-          <w:rFonts w:eastAsia="Georgia" w:hAnsi="Georgia" w:cs="Georgia"/>
-        </w:rPr>
-        <w:t>Tout le trafic inter-VLAN passe par pfSense → inspection complète</w:t>
-      </w:r>
-    </w:p>
-    <w:p>
-      <w:pPr>
-        <w:numPr>
-          <w:ilvl w:val="0"/>
-          <w:numId w:val="53"/>
-        </w:numPr>
-      </w:pPr>
-      <w:r>
-        <w:rPr>
-          <w:rFonts w:eastAsia="Georgia" w:hAnsi="Georgia" w:cs="Georgia"/>
-        </w:rPr>
-        <w:t>Règles granulaires par interface VLAN (plus précis qu'une interface LAN unique)</w:t>
-      </w:r>
-    </w:p>
-    <w:p>
-      <w:pPr>
-        <w:numPr>
-          <w:ilvl w:val="0"/>
-          <w:numId w:val="53"/>
-        </w:numPr>
-      </w:pPr>
-      <w:r>
-        <w:rPr>
-          <w:rFonts w:eastAsia="Georgia" w:hAnsi="Georgia" w:cs="Georgia"/>
-        </w:rPr>
-        <w:t>Isolation stricte des zones sans dépendre de l'IOU pour le filtrage</w:t>
-      </w:r>
-    </w:p>
-    <w:p>
-      <w:pPr>
-        <w:numPr>
-          <w:ilvl w:val="0"/>
-          <w:numId w:val="53"/>
-        </w:numPr>
-      </w:pPr>
-      <w:r>
-        <w:rPr>
-          <w:b/>
-        </w:rPr>
-        <w:t>VLAN 60 Backup</w:t>
-      </w:r>
-      <w:r>
-        <w:rPr>
-          <w:rFonts w:eastAsia="Georgia" w:hAnsi="Georgia" w:cs="Georgia"/>
-        </w:rPr>
-        <w:t xml:space="preserve"> → protection anti-ransomware (pas d'accès Internet, flux entrants uniquement)</w:t>
-      </w:r>
-    </w:p>
-    <w:p>
-      <w:pPr>
-        <w:spacing w:before="240" w:line="271" w:lineRule="auto"/>
-      </w:pPr>
-      <w:bookmarkStart w:id="84" w:name="simplicité"/>
-      <w:r>
-        <w:rPr>
-          <w:rFonts w:eastAsia="Georgia" w:hAnsi="Georgia" w:cs="Georgia"/>
-          <w:b/>
-          <w:sz w:val="33"/>
-        </w:rPr>
-        <w:t>Simplicité</w:t>
-      </w:r>
-      <w:bookmarkEnd w:id="84"/>
-    </w:p>
-    <w:p>
-      <w:pPr>
-        <w:numPr>
-          <w:ilvl w:val="0"/>
-          <w:numId w:val="54"/>
-        </w:numPr>
-        <w:rPr>
-          <w:lang w:val="en-US"/>
-        </w:rPr>
-      </w:pPr>
-      <w:r>
-        <w:rPr>
-          <w:lang w:val="en-US"/>
-        </w:rPr>
-        <w:t>IOU : switch L2 pur, configuration simple</w:t>
-      </w:r>
-    </w:p>
-    <w:p>
-      <w:pPr>
-        <w:numPr>
-          <w:ilvl w:val="0"/>
-          <w:numId w:val="54"/>
-        </w:numPr>
-      </w:pPr>
-      <w:r>
-        <w:rPr>
-          <w:rFonts w:eastAsia="Georgia" w:hAnsi="Georgia" w:cs="Georgia"/>
-        </w:rPr>
-        <w:t>Toute la logique de sécurité centralisée sur pfSense</w:t>
-      </w:r>
-    </w:p>
-    <w:p>
-      <w:pPr>
-        <w:numPr>
-          <w:ilvl w:val="0"/>
-          <w:numId w:val="54"/>
-        </w:numPr>
-      </w:pPr>
-      <w:r>
-        <w:rPr>
-          <w:rFonts w:eastAsia="Georgia" w:hAnsi="Georgia" w:cs="Georgia"/>
-        </w:rPr>
-        <w:t>Troubleshooting simplifié (un seul équipement de filtrage)</w:t>
-      </w:r>
-    </w:p>
-    <w:p>
-      <w:r>
-        <w:rPr>
-          <w:noProof/>
-        </w:rPr>
-        <w:pict w14:anchorId="40B9BA95">
-          <v:rect id="_x0000_i1053" alt="" style="width:434.5pt;height:.05pt;mso-width-percent:0;mso-height-percent:0;mso-width-percent:0;mso-height-percent:0" o:hralign="center" o:hrstd="t" o:hr="t"/>
-        </w:pict>
-      </w:r>
-    </w:p>
-    <w:p>
-      <w:pPr>
-        <w:spacing w:before="240" w:line="271" w:lineRule="auto"/>
         <w:rPr>
           <w:rFonts w:eastAsia="Georgia" w:hAnsi="Georgia" w:cs="Georgia"/>
           <w:b/>
@@ -12912,7 +12928,7 @@
           <w:noProof/>
         </w:rPr>
         <w:pict w14:anchorId="3037BD7F">
-          <v:rect id="_x0000_i1054" alt="" style="width:434.5pt;height:.05pt;mso-width-percent:0;mso-height-percent:0;mso-width-percent:0;mso-height-percent:0" o:hralign="center" o:hrstd="t" o:hr="t"/>
+          <v:rect id="_x0000_i1053" alt="" style="width:434.5pt;height:.05pt;mso-width-percent:0;mso-height-percent:0;mso-width-percent:0;mso-height-percent:0" o:hralign="center" o:hrstd="t" o:hr="t"/>
         </w:pict>
       </w:r>
     </w:p>
